--- a/klagomål/A 33824-2026 FSC-klagomål.docx
+++ b/klagomål/A 33824-2026 FSC-klagomål.docx
@@ -1019,7 +1019,7 @@
     <w:r>
       <w:tab/>
       <w:tab/>
-      <w:t>2026-09-21</w:t>
+      <w:t>2026-09-23</w:t>
       <w:br/>
       <w:br/>
     </w:r>

--- a/klagomål/A 33824-2026 FSC-klagomål.docx
+++ b/klagomål/A 33824-2026 FSC-klagomål.docx
@@ -1019,7 +1019,7 @@
     <w:r>
       <w:tab/>
       <w:tab/>
-      <w:t>2026-09-23</w:t>
+      <w:t>2026-09-24</w:t>
       <w:br/>
       <w:br/>
     </w:r>

--- a/klagomål/A 33824-2026 FSC-klagomål.docx
+++ b/klagomål/A 33824-2026 FSC-klagomål.docx
@@ -1019,7 +1019,7 @@
     <w:r>
       <w:tab/>
       <w:tab/>
-      <w:t>2026-09-24</w:t>
+      <w:t>2026-09-25</w:t>
       <w:br/>
       <w:br/>
     </w:r>

--- a/klagomål/A 33824-2026 FSC-klagomål.docx
+++ b/klagomål/A 33824-2026 FSC-klagomål.docx
@@ -1019,7 +1019,7 @@
     <w:r>
       <w:tab/>
       <w:tab/>
-      <w:t>2026-09-25</w:t>
+      <w:t>2026-09-26</w:t>
       <w:br/>
       <w:br/>
     </w:r>

--- a/klagomål/A 33824-2026 FSC-klagomål.docx
+++ b/klagomål/A 33824-2026 FSC-klagomål.docx
@@ -1019,7 +1019,7 @@
     <w:r>
       <w:tab/>
       <w:tab/>
-      <w:t>2026-09-26</w:t>
+      <w:t>2026-09-27</w:t>
       <w:br/>
       <w:br/>
     </w:r>

--- a/klagomål/A 33824-2026 FSC-klagomål.docx
+++ b/klagomål/A 33824-2026 FSC-klagomål.docx
@@ -1019,7 +1019,7 @@
     <w:r>
       <w:tab/>
       <w:tab/>
-      <w:t>2026-09-27</w:t>
+      <w:t>2026-09-28</w:t>
       <w:br/>
       <w:br/>
     </w:r>

--- a/klagomål/A 33824-2026 FSC-klagomål.docx
+++ b/klagomål/A 33824-2026 FSC-klagomål.docx
@@ -1019,7 +1019,7 @@
     <w:r>
       <w:tab/>
       <w:tab/>
-      <w:t>2026-09-28</w:t>
+      <w:t>2026-09-29</w:t>
       <w:br/>
       <w:br/>
     </w:r>

--- a/klagomål/A 33824-2026 FSC-klagomål.docx
+++ b/klagomål/A 33824-2026 FSC-klagomål.docx
@@ -1019,7 +1019,7 @@
     <w:r>
       <w:tab/>
       <w:tab/>
-      <w:t>2026-09-29</w:t>
+      <w:t>2026-09-30</w:t>
       <w:br/>
       <w:br/>
     </w:r>

--- a/klagomål/A 33824-2026 FSC-klagomål.docx
+++ b/klagomål/A 33824-2026 FSC-klagomål.docx
@@ -1019,7 +1019,7 @@
     <w:r>
       <w:tab/>
       <w:tab/>
-      <w:t>2026-09-30</w:t>
+      <w:t>2026-10-01</w:t>
       <w:br/>
       <w:br/>
     </w:r>

--- a/klagomål/A 33824-2026 FSC-klagomål.docx
+++ b/klagomål/A 33824-2026 FSC-klagomål.docx
@@ -1019,7 +1019,7 @@
     <w:r>
       <w:tab/>
       <w:tab/>
-      <w:t>2026-10-01</w:t>
+      <w:t>2026-10-02</w:t>
       <w:br/>
       <w:br/>
     </w:r>

--- a/klagomål/A 33824-2026 FSC-klagomål.docx
+++ b/klagomål/A 33824-2026 FSC-klagomål.docx
@@ -1019,7 +1019,7 @@
     <w:r>
       <w:tab/>
       <w:tab/>
-      <w:t>2026-10-02</w:t>
+      <w:t>2026-10-03</w:t>
       <w:br/>
       <w:br/>
     </w:r>

--- a/klagomål/A 33824-2026 FSC-klagomål.docx
+++ b/klagomål/A 33824-2026 FSC-klagomål.docx
@@ -1019,7 +1019,7 @@
     <w:r>
       <w:tab/>
       <w:tab/>
-      <w:t>2026-10-03</w:t>
+      <w:t>2026-10-04</w:t>
       <w:br/>
       <w:br/>
     </w:r>

--- a/klagomål/A 33824-2026 FSC-klagomål.docx
+++ b/klagomål/A 33824-2026 FSC-klagomål.docx
@@ -1019,7 +1019,7 @@
     <w:r>
       <w:tab/>
       <w:tab/>
-      <w:t>2026-10-04</w:t>
+      <w:t>2026-10-05</w:t>
       <w:br/>
       <w:br/>
     </w:r>

--- a/klagomål/A 33824-2026 FSC-klagomål.docx
+++ b/klagomål/A 33824-2026 FSC-klagomål.docx
@@ -1019,7 +1019,7 @@
     <w:r>
       <w:tab/>
       <w:tab/>
-      <w:t>2026-10-05</w:t>
+      <w:t>2026-10-06</w:t>
       <w:br/>
       <w:br/>
     </w:r>

--- a/klagomål/A 33824-2026 FSC-klagomål.docx
+++ b/klagomål/A 33824-2026 FSC-klagomål.docx
@@ -1019,7 +1019,7 @@
     <w:r>
       <w:tab/>
       <w:tab/>
-      <w:t>2026-10-06</w:t>
+      <w:t>2026-10-07</w:t>
       <w:br/>
       <w:br/>
     </w:r>

--- a/klagomål/A 33824-2026 FSC-klagomål.docx
+++ b/klagomål/A 33824-2026 FSC-klagomål.docx
@@ -1019,7 +1019,7 @@
     <w:r>
       <w:tab/>
       <w:tab/>
-      <w:t>2026-10-07</w:t>
+      <w:t>2026-10-08</w:t>
       <w:br/>
       <w:br/>
     </w:r>

--- a/klagomål/A 33824-2026 FSC-klagomål.docx
+++ b/klagomål/A 33824-2026 FSC-klagomål.docx
@@ -1019,7 +1019,7 @@
     <w:r>
       <w:tab/>
       <w:tab/>
-      <w:t>2026-10-08</w:t>
+      <w:t>2026-10-09</w:t>
       <w:br/>
       <w:br/>
     </w:r>

--- a/klagomål/A 33824-2026 FSC-klagomål.docx
+++ b/klagomål/A 33824-2026 FSC-klagomål.docx
@@ -1019,7 +1019,7 @@
     <w:r>
       <w:tab/>
       <w:tab/>
-      <w:t>2026-10-09</w:t>
+      <w:t>2026-10-10</w:t>
       <w:br/>
       <w:br/>
     </w:r>

--- a/klagomål/A 33824-2026 FSC-klagomål.docx
+++ b/klagomål/A 33824-2026 FSC-klagomål.docx
@@ -1019,7 +1019,7 @@
     <w:r>
       <w:tab/>
       <w:tab/>
-      <w:t>2026-10-10</w:t>
+      <w:t>2026-10-11</w:t>
       <w:br/>
       <w:br/>
     </w:r>

--- a/klagomål/A 33824-2026 FSC-klagomål.docx
+++ b/klagomål/A 33824-2026 FSC-klagomål.docx
@@ -1019,7 +1019,7 @@
     <w:r>
       <w:tab/>
       <w:tab/>
-      <w:t>2026-10-11</w:t>
+      <w:t>2026-10-12</w:t>
       <w:br/>
       <w:br/>
     </w:r>

--- a/klagomål/A 33824-2026 FSC-klagomål.docx
+++ b/klagomål/A 33824-2026 FSC-klagomål.docx
@@ -1019,7 +1019,7 @@
     <w:r>
       <w:tab/>
       <w:tab/>
-      <w:t>2026-10-12</w:t>
+      <w:t>2026-10-13</w:t>
       <w:br/>
       <w:br/>
     </w:r>

--- a/klagomål/A 33824-2026 FSC-klagomål.docx
+++ b/klagomål/A 33824-2026 FSC-klagomål.docx
@@ -1019,7 +1019,7 @@
     <w:r>
       <w:tab/>
       <w:tab/>
-      <w:t>2026-10-13</w:t>
+      <w:t>2026-10-14</w:t>
       <w:br/>
       <w:br/>
     </w:r>

--- a/klagomål/A 33824-2026 FSC-klagomål.docx
+++ b/klagomål/A 33824-2026 FSC-klagomål.docx
@@ -1019,7 +1019,7 @@
     <w:r>
       <w:tab/>
       <w:tab/>
-      <w:t>2026-10-14</w:t>
+      <w:t>2026-10-15</w:t>
       <w:br/>
       <w:br/>
     </w:r>

--- a/klagomål/A 33824-2026 FSC-klagomål.docx
+++ b/klagomål/A 33824-2026 FSC-klagomål.docx
@@ -1019,7 +1019,7 @@
     <w:r>
       <w:tab/>
       <w:tab/>
-      <w:t>2026-10-15</w:t>
+      <w:t>2026-10-16</w:t>
       <w:br/>
       <w:br/>
     </w:r>

--- a/klagomål/A 33824-2026 FSC-klagomål.docx
+++ b/klagomål/A 33824-2026 FSC-klagomål.docx
@@ -1019,7 +1019,7 @@
     <w:r>
       <w:tab/>
       <w:tab/>
-      <w:t>2026-10-16</w:t>
+      <w:t>2026-10-17</w:t>
       <w:br/>
       <w:br/>
     </w:r>

--- a/klagomål/A 33824-2026 FSC-klagomål.docx
+++ b/klagomål/A 33824-2026 FSC-klagomål.docx
@@ -1019,7 +1019,7 @@
     <w:r>
       <w:tab/>
       <w:tab/>
-      <w:t>2026-10-17</w:t>
+      <w:t>2026-10-18</w:t>
       <w:br/>
       <w:br/>
     </w:r>

--- a/klagomål/A 33824-2026 FSC-klagomål.docx
+++ b/klagomål/A 33824-2026 FSC-klagomål.docx
@@ -1019,7 +1019,7 @@
     <w:r>
       <w:tab/>
       <w:tab/>
-      <w:t>2026-10-18</w:t>
+      <w:t>2026-10-19</w:t>
       <w:br/>
       <w:br/>
     </w:r>

--- a/klagomål/A 33824-2026 FSC-klagomål.docx
+++ b/klagomål/A 33824-2026 FSC-klagomål.docx
@@ -1019,7 +1019,7 @@
     <w:r>
       <w:tab/>
       <w:tab/>
-      <w:t>2026-10-19</w:t>
+      <w:t>2026-10-20</w:t>
       <w:br/>
       <w:br/>
     </w:r>

--- a/klagomål/A 33824-2026 FSC-klagomål.docx
+++ b/klagomål/A 33824-2026 FSC-klagomål.docx
@@ -1019,7 +1019,7 @@
     <w:r>
       <w:tab/>
       <w:tab/>
-      <w:t>2026-10-20</w:t>
+      <w:t>2026-10-21</w:t>
       <w:br/>
       <w:br/>
     </w:r>

--- a/klagomål/A 33824-2026 FSC-klagomål.docx
+++ b/klagomål/A 33824-2026 FSC-klagomål.docx
@@ -1019,7 +1019,7 @@
     <w:r>
       <w:tab/>
       <w:tab/>
-      <w:t>2026-10-21</w:t>
+      <w:t>2026-10-22</w:t>
       <w:br/>
       <w:br/>
     </w:r>

--- a/klagomål/A 33824-2026 FSC-klagomål.docx
+++ b/klagomål/A 33824-2026 FSC-klagomål.docx
@@ -1019,7 +1019,7 @@
     <w:r>
       <w:tab/>
       <w:tab/>
-      <w:t>2026-10-22</w:t>
+      <w:t>2026-10-23</w:t>
       <w:br/>
       <w:br/>
     </w:r>

--- a/klagomål/A 33824-2026 FSC-klagomål.docx
+++ b/klagomål/A 33824-2026 FSC-klagomål.docx
@@ -1019,7 +1019,7 @@
     <w:r>
       <w:tab/>
       <w:tab/>
-      <w:t>2026-10-23</w:t>
+      <w:t>2026-10-24</w:t>
       <w:br/>
       <w:br/>
     </w:r>

--- a/klagomål/A 33824-2026 FSC-klagomål.docx
+++ b/klagomål/A 33824-2026 FSC-klagomål.docx
@@ -1019,7 +1019,7 @@
     <w:r>
       <w:tab/>
       <w:tab/>
-      <w:t>2026-10-24</w:t>
+      <w:t>2026-10-25</w:t>
       <w:br/>
       <w:br/>
     </w:r>

--- a/klagomål/A 33824-2026 FSC-klagomål.docx
+++ b/klagomål/A 33824-2026 FSC-klagomål.docx
@@ -1019,7 +1019,7 @@
     <w:r>
       <w:tab/>
       <w:tab/>
-      <w:t>2026-10-25</w:t>
+      <w:t>2026-10-26</w:t>
       <w:br/>
       <w:br/>
     </w:r>

--- a/klagomål/A 33824-2026 FSC-klagomål.docx
+++ b/klagomål/A 33824-2026 FSC-klagomål.docx
@@ -1019,7 +1019,7 @@
     <w:r>
       <w:tab/>
       <w:tab/>
-      <w:t>2026-10-26</w:t>
+      <w:t>2026-10-27</w:t>
       <w:br/>
       <w:br/>
     </w:r>

--- a/klagomål/A 33824-2026 FSC-klagomål.docx
+++ b/klagomål/A 33824-2026 FSC-klagomål.docx
@@ -1019,7 +1019,7 @@
     <w:r>
       <w:tab/>
       <w:tab/>
-      <w:t>2026-10-27</w:t>
+      <w:t>2026-10-28</w:t>
       <w:br/>
       <w:br/>
     </w:r>

--- a/klagomål/A 33824-2026 FSC-klagomål.docx
+++ b/klagomål/A 33824-2026 FSC-klagomål.docx
@@ -1019,7 +1019,7 @@
     <w:r>
       <w:tab/>
       <w:tab/>
-      <w:t>2026-10-28</w:t>
+      <w:t>2026-10-29</w:t>
       <w:br/>
       <w:br/>
     </w:r>

--- a/klagomål/A 33824-2026 FSC-klagomål.docx
+++ b/klagomål/A 33824-2026 FSC-klagomål.docx
@@ -178,7 +178,7 @@
       <w:r>
         <w:drawing>
           <wp:inline xmlns:a="http://schemas.openxmlformats.org/drawingml/2006/main" xmlns:pic="http://schemas.openxmlformats.org/drawingml/2006/picture">
-            <wp:extent cx="5486400" cy="4453222"/>
+            <wp:extent cx="5486400" cy="4807670"/>
             <wp:docPr id="1" name="Picture 1"/>
             <wp:cNvGraphicFramePr>
               <a:graphicFrameLocks noChangeAspect="1"/>
@@ -199,7 +199,7 @@
                   <pic:spPr>
                     <a:xfrm>
                       <a:off x="0" y="0"/>
-                      <a:ext cx="5486400" cy="4453222"/>
+                      <a:ext cx="5486400" cy="4807670"/>
                     </a:xfrm>
                     <a:prstGeom prst="rect"/>
                   </pic:spPr>
@@ -221,7 +221,7 @@
     </w:p>
     <w:p>
       <w:r>
-        <w:t>I och inom 24 meter från avverkningsanmälan finns fynd av 2 naturvårdsarter, varav 2 är rödlistade, 1 är fridlyst och 2 är typiska (T): knärot (VU, T, §8) och vedtrappmossa (NT, T). Se Figur 1.</w:t>
+        <w:t>I och inom 24 meter från avverkningsanmälan finns fynd av 16 naturvårdsarter, varav 4 är rödlistade, 3 är fridlysta, 10 är typiska (T) och 10 är signalarter (S): knärot (VU, T, §8), fjällig taggsvamp s.str. (NT), kattfotslav (NT, T), vedtrappmossa (NT, T), bronshjon (S, T), grov fjädermossa (S, T), klippfrullania (S, T), rödgul trumpetsvamp (S), stor revmossa (S), stubbspretmossa (S, T), svavelriska (S), thomsons trägnagare (S), vedticka (S, T), vågbandad barkbock (S), blåsippa (T, §9) och spillkråka (T, §4). Se Figur 1.</w:t>
       </w:r>
     </w:p>
     <w:p>
@@ -296,7 +296,7 @@
     </w:p>
     <w:p>
       <w:r>
-        <w:t>I det avverkningsanmälda området finns 32 fyndplatser för knärot registrerade på Artportalen. Figur 2 visar gränserna för buffertzoner på 50 m, som behöver lämnas kring fyndplatserna för att knärotslokalerna inte ska försvinna vid en avverkning. Av det avverkningsanmälda området överlappar 2.15 ha med buffertzonerna och får av detta skäl inte avverkas.</w:t>
+        <w:t>I det avverkningsanmälda området finns 35 fyndplatser för knärot registrerade på Artportalen. Figur 2 visar gränserna för buffertzoner på 50 m, som behöver lämnas kring fyndplatserna för att knärotslokalerna inte ska försvinna vid en avverkning. Av det avverkningsanmälda området överlappar 2.15 ha med buffertzonerna och får av detta skäl inte avverkas.</w:t>
       </w:r>
     </w:p>
     <w:p>
@@ -352,6 +352,46 @@
         <w:rPr>
           <w:b/>
         </w:rPr>
+        <w:t>Fjällig taggsvamp s.str. (NT)</w:t>
+      </w:r>
+      <w:r>
+        <w:t xml:space="preserve"> bildar mykorrhiza med gran i granskog och barrblandskog, främst på frisk näringsrik mark i äldre skog med lång trädkontinuitet. Den totala populationen i landet har minskat och bedöms fortsätta minska till följd av avverkning av äldre barrskogar. Minskningstakten för den svenska populationen bedöms vara nära gränsvärdet för sårbar (VU) (SLU Artdatabanken, 2026).</w:t>
+      </w:r>
+    </w:p>
+    <w:p>
+      <w:r>
+        <w:rPr>
+          <w:b/>
+        </w:rPr>
+        <w:t xml:space="preserve">Kattfotslav (NT) </w:t>
+      </w:r>
+      <w:r>
+        <w:t xml:space="preserve">är en mycket god signalart i hela sitt svenska utbredningsområde och skogsbestånd med kattfotslav är alltid värdefulla ur naturvårdssynpunkt. Arten indikerar dels ett mikroklimat med konstant hög luftfuktighet, dels kontinuitet av äldre träd och god trädslutenhet. Trots att den är vanligare i sydvästra Sverige växer den enbart i skogsbestånd med höga naturvärden. Den är känslig för skogliga ingrepp som kan förändra lokal- och mikroklimat. Kattfotslav är typisk art för </w:t>
+      </w:r>
+      <w:r>
+        <w:rPr>
+          <w:i/>
+        </w:rPr>
+        <w:t xml:space="preserve">9010 Taiga, 9160 Näringsrik ekskog </w:t>
+      </w:r>
+      <w:r>
+        <w:t>och</w:t>
+      </w:r>
+      <w:r>
+        <w:rPr>
+          <w:i/>
+        </w:rPr>
+        <w:t xml:space="preserve"> 9190 Näringsfattig ekskog</w:t>
+      </w:r>
+      <w:r>
+        <w:t xml:space="preserve"> (Nitare &amp; Skogsstyrelsen, 2019; SLU Artdatabanken, 2026).</w:t>
+      </w:r>
+    </w:p>
+    <w:p>
+      <w:r>
+        <w:rPr>
+          <w:b/>
+        </w:rPr>
         <w:t xml:space="preserve">Vedtrappmossa (NT) </w:t>
       </w:r>
       <w:r>
@@ -365,6 +405,204 @@
       </w:r>
       <w:r>
         <w:t xml:space="preserve"> (SLU Artdatabanken, 2024).</w:t>
+      </w:r>
+    </w:p>
+    <w:p>
+      <w:r>
+        <w:rPr>
+          <w:b/>
+        </w:rPr>
+        <w:t>Bronshjon</w:t>
+      </w:r>
+      <w:r>
+        <w:t xml:space="preserve"> är en skalbagge vars larvutveckling sker under grov bark på stammar av döda eller döende barrträd, främst gran, i mindre omfattning tall. Arten är knuten till äldre, naturskogslik granskog med inslag av torkande träd. Bronshjon är typisk art för </w:t>
+      </w:r>
+      <w:r>
+        <w:rPr>
+          <w:i/>
+        </w:rPr>
+        <w:t>9010 Taiga</w:t>
+      </w:r>
+      <w:r>
+        <w:t xml:space="preserve"> (SLU Artdatabanken, 2025).</w:t>
+      </w:r>
+    </w:p>
+    <w:p>
+      <w:r>
+        <w:rPr>
+          <w:b/>
+        </w:rPr>
+        <w:t xml:space="preserve">Grov fjädermossa </w:t>
+      </w:r>
+      <w:r>
+        <w:t xml:space="preserve">påträffas i gammal ädellövskog och på kalkrika bergväggar i äldre barrskog. Arten är placerad högst upp i Skogsstyrelsens värdepyramid för bedömning av skog med höga naturvärden och visar på lokaler som haft lång trädkontinuitet och stabilt mikroklimat. Grov fjädermossa är typisk art för </w:t>
+      </w:r>
+      <w:r>
+        <w:rPr>
+          <w:i/>
+        </w:rPr>
+        <w:t>9020 Nordlig ädellövskog, 9110 Näringsfattig bokskog, 9130 Näringsrik bokskog, 9160 Näringsrik ekskog, 9180 Ädellövskog i branter</w:t>
+      </w:r>
+      <w:r>
+        <w:t xml:space="preserve"> och </w:t>
+      </w:r>
+      <w:r>
+        <w:rPr>
+          <w:i/>
+        </w:rPr>
+        <w:t>9190 Näringsfattig ekskog</w:t>
+      </w:r>
+      <w:r>
+        <w:t xml:space="preserve"> (Nitare &amp; Skogsstyrelsen, 2019; SLU Artdatabanken, 2025).</w:t>
+      </w:r>
+    </w:p>
+    <w:p>
+      <w:r>
+        <w:rPr>
+          <w:b/>
+        </w:rPr>
+        <w:t>Klippfrullania</w:t>
+      </w:r>
+      <w:r>
+        <w:t xml:space="preserve"> är i centrala, östra och norra Sverige en bra signalart. Den påträffas där i skyddsvärda skogsmiljöer med lång kontinuitet av gamla träd i halvöppen terräng, samt trädklädda bergbranter med ett mikroklimat som har konstant hög och jämn luftfuktighet året om. Klippfrullania är typisk art för </w:t>
+      </w:r>
+      <w:r>
+        <w:rPr>
+          <w:i/>
+        </w:rPr>
+        <w:t xml:space="preserve">9020 Nordlig ädellövskog, 9110 Näringsfattig bokskog, 9130 Näringsrik bokskog, 9160 Näringsrik ekskog, 9180 Ädellövskog i branter </w:t>
+      </w:r>
+      <w:r>
+        <w:t xml:space="preserve">och </w:t>
+      </w:r>
+      <w:r>
+        <w:rPr>
+          <w:i/>
+        </w:rPr>
+        <w:t xml:space="preserve">9190 Näringsfattig ekskog </w:t>
+      </w:r>
+      <w:r>
+        <w:t>(Nitare &amp; Skogsstyrelsen, 2019; SLU Artdatabanken, 2025).</w:t>
+      </w:r>
+    </w:p>
+    <w:p>
+      <w:r>
+        <w:rPr>
+          <w:b/>
+        </w:rPr>
+        <w:t xml:space="preserve">Rödgul trumpetsvamp </w:t>
+      </w:r>
+      <w:r>
+        <w:t>signalerar kalkrika barrsumpskogar eller avgränsade små mineralrika ytor i barrskogslandskapet, vilka normalt har höga naturvärden. I urbergsbygder är den en bra signalart på känsliga skogsbiotoper (Nitare &amp; Skogsstyrelsen, 2019).</w:t>
+      </w:r>
+    </w:p>
+    <w:p>
+      <w:r>
+        <w:rPr>
+          <w:b/>
+        </w:rPr>
+        <w:t>Stubbspretmossa</w:t>
+      </w:r>
+      <w:r>
+        <w:t xml:space="preserve"> växer på ved i rika löv- och barrskogar med relativt hög luftfuktighet och indikerar fuktiga skogsmiljöer med gott om murken ved och ofta höga naturvärden. Stubbspretmossa är typisk art för </w:t>
+      </w:r>
+      <w:r>
+        <w:rPr>
+          <w:i/>
+        </w:rPr>
+        <w:t>9020 Nordlig ädellövskog</w:t>
+      </w:r>
+      <w:r>
+        <w:t xml:space="preserve"> (SLU Artdatabanken, 2024).</w:t>
+      </w:r>
+    </w:p>
+    <w:p>
+      <w:r>
+        <w:rPr>
+          <w:b/>
+        </w:rPr>
+        <w:t xml:space="preserve">Vedticka </w:t>
+      </w:r>
+      <w:r>
+        <w:t xml:space="preserve">är en bra signalart söder om den naturliga norrlandsgränsen. Den är huvudsakligen knuten till äldre barrskogar där det föreligger långvarig kontinuitet av död barrved. Vedticka är typisk art för </w:t>
+      </w:r>
+      <w:r>
+        <w:rPr>
+          <w:i/>
+        </w:rPr>
+        <w:t xml:space="preserve">9010 Taiga </w:t>
+      </w:r>
+      <w:r>
+        <w:t>(Nitare &amp; Skogsstyrelsen, 2019; SLU Artdatabanken, 2025).</w:t>
+      </w:r>
+    </w:p>
+    <w:p>
+      <w:r>
+        <w:rPr>
+          <w:b/>
+        </w:rPr>
+        <w:t xml:space="preserve">Vågbandad barkbock </w:t>
+      </w:r>
+      <w:r>
+        <w:t>är en långhorning vars larvutveckling sker under bark på nyligen döda stående barrträd, främst gran, mer undantagsvis på tall. Främst i stående träd, särskilt gamla, långsamvuxna granar med grov bark, även i grövre grenar, stubbar eller vindfällen. Arten är starkt knuten till naturskogsliknande granskogar, och gynnas av extrema torrsomrar som försvagar träden. Arten påverkas negativt av brist på kontinuitetsskog och en minskning av populationen pågår eller förväntas ske (SLU Artdatabanken, 2025).</w:t>
+      </w:r>
+    </w:p>
+    <w:p>
+      <w:r>
+        <w:rPr>
+          <w:b/>
+        </w:rPr>
+        <w:t>Blåsippa (§9)</w:t>
+      </w:r>
+      <w:r>
+        <w:t xml:space="preserve"> är typisk art för </w:t>
+      </w:r>
+      <w:r>
+        <w:rPr>
+          <w:i/>
+        </w:rPr>
+        <w:t>9050 Näringsrik granskog, 9020 Nordlig ädellövskog</w:t>
+      </w:r>
+      <w:r>
+        <w:t xml:space="preserve"> och </w:t>
+      </w:r>
+      <w:r>
+        <w:rPr>
+          <w:i/>
+        </w:rPr>
+        <w:t>8240 Karsthällmarker</w:t>
+      </w:r>
+      <w:r>
+        <w:t xml:space="preserve"> (SLU Artdatabanken, 2025).</w:t>
+      </w:r>
+    </w:p>
+    <w:p>
+      <w:r>
+        <w:rPr>
+          <w:b/>
+        </w:rPr>
+        <w:t>Spillkråka (§4)</w:t>
+      </w:r>
+      <w:r>
+        <w:t xml:space="preserve"> omfattas av bilaga 1 i EU:s fågeldirektiv och är typisk art för </w:t>
+      </w:r>
+      <w:r>
+        <w:rPr>
+          <w:i/>
+        </w:rPr>
+        <w:t xml:space="preserve">9010 Taiga </w:t>
+      </w:r>
+      <w:r>
+        <w:t>och</w:t>
+      </w:r>
+      <w:r>
+        <w:rPr>
+          <w:i/>
+        </w:rPr>
+        <w:t xml:space="preserve"> 9740 Skogsbevuxen myr</w:t>
+      </w:r>
+      <w:r>
+        <w:t>. Den behöver grova träd, främst tall, asp och bok som boträd. Skogsbruk med korta omloppstider och täta, homogena ungskogar utgör det största hotet. Spillkråka är en nyckelart i skogliga miljöer vars övergivna bohål utnyttjas av flera andra hålhäckande fågelarter och fladdermöss, däribland pärluggla (EN, §4), knipa (§4), salskrake (§4) och skogsduva (§4). Hökuggla (VU, §4) och slaguggla (§4) häckar ofta i högstubbar som brutits av i höjd med ett gammalt spillkråkebo (SLU Artdatabanken, 2026; Skogsstyrelsen, 2016).</w:t>
       </w:r>
     </w:p>
     <w:p>
@@ -419,6 +657,22 @@
       <w:r>
         <w:t>I den avverkningsanmälda skogen har fridlysta arter sina livsmiljöer och växtplatser. Att skada de fridlysta arternas livsmiljöer, växtplatser eller ekologiska funktion är inte tillåtet enligt artskyddsförordningen.</w:t>
       </w:r>
+      <w:r>
+        <w:rPr>
+          <w:i/>
+        </w:rPr>
+        <w:t xml:space="preserve"> EU:s medlemsländer och skogsbolag är skyldiga att agera i enlighet med EU:s fågeldirektiv där det uttryckligen står att direktivet gäller för fåglar samt för deras ägg, bon och </w:t>
+      </w:r>
+      <w:r>
+        <w:rPr>
+          <w:b/>
+          <w:i/>
+        </w:rPr>
+        <w:t xml:space="preserve">livsmiljöer </w:t>
+      </w:r>
+      <w:r>
+        <w:t>(artikel 1). Vidare att de åtgärder som vidtas inte får leda till en försämring av den nuvarande situationen beträffande bevarandet av de fågelarter som avses i artikel 1 (artikel 13).</w:t>
+      </w:r>
     </w:p>
     <w:p>
       <w:r>
@@ -457,7 +711,7 @@
         <w:rPr>
           <w:i/>
         </w:rPr>
-        <w:t>I det avverkningsanmälda skogsområdet har 2 naturvårdsarter varav 2 rödlistade arter sina livsmiljöer och växtplatser.</w:t>
+        <w:t>I det avverkningsanmälda skogsområdet har 16 naturvårdsarter varav 4 rödlistade arter sina livsmiljöer och växtplatser.</w:t>
       </w:r>
     </w:p>
     <w:p>
@@ -880,6 +1134,78 @@
     <w:p>
       <w:r>
         <w:t xml:space="preserve">SLU Artdatabanken, 2024. </w:t>
+      </w:r>
+      <w:r>
+        <w:rPr>
+          <w:i/>
+        </w:rPr>
+        <w:t xml:space="preserve">Artfaktablad. Naturvård – artfakta. </w:t>
+      </w:r>
+      <w:r>
+        <w:t>SLU Artdatabanken, Uppsala.</w:t>
+      </w:r>
+    </w:p>
+    <w:p>
+      <w:pPr>
+        <w:pStyle w:val="Heading1"/>
+      </w:pPr>
+      <w:r>
+        <w:t>Spillkråka – ekologi samt krav på livsmiljön</w:t>
+      </w:r>
+    </w:p>
+    <w:p>
+      <w:r>
+        <w:t xml:space="preserve">Spillkråka (§4) ingår i bilaga 1 EU:s fågeldirektiv och är typisk art för </w:t>
+      </w:r>
+      <w:r>
+        <w:rPr>
+          <w:i/>
+        </w:rPr>
+        <w:t xml:space="preserve">9010 Taiga </w:t>
+      </w:r>
+      <w:r>
+        <w:t>och</w:t>
+      </w:r>
+      <w:r>
+        <w:rPr>
+          <w:i/>
+        </w:rPr>
+        <w:t xml:space="preserve"> 9740 Skogsbevuxen myr</w:t>
+      </w:r>
+      <w:r>
+        <w:t>. Den lever i både barr- och blandskog liksom i ren lövskog. De tätaste populationerna tenderar att finnas i äldre, variationsrik blandskog med gott om död ved och gamla träd. Varje par utnyttjar 400–1000 hektar skog beroende på skogens kvalitet. Skogsbruk med korta omloppstider och täta, homogena ungskogar utgör det största hotet (SLU Artdatabanken, 2026).</w:t>
+      </w:r>
+    </w:p>
+    <w:p>
+      <w:r>
+        <w:t>Spillkråka är en nyckelart i skogliga miljöer vars övergivna bohål utnyttjas av flera andra hålhäckande fågelarter och fladdermöss, däribland pärluggla (EN, §4), knipa (§4), salskrake (§4) och skogsduva (§4). Hökuggla (VU, §4) och slaguggla (§4) häckar ofta i högstubbar som brutits av i höjd med ett gammalt spillkråkebo (Skogsstyrelsen, 2016).</w:t>
+      </w:r>
+    </w:p>
+    <w:p>
+      <w:pPr>
+        <w:pStyle w:val="Heading2"/>
+      </w:pPr>
+      <w:r>
+        <w:t>Referenser – spillkråka</w:t>
+      </w:r>
+    </w:p>
+    <w:p>
+      <w:r>
+        <w:t xml:space="preserve">Skogsstyrelsen, 2016. </w:t>
+      </w:r>
+      <w:r>
+        <w:rPr>
+          <w:i/>
+        </w:rPr>
+        <w:t xml:space="preserve">Vägledning för hänsyn till spillkråka. </w:t>
+      </w:r>
+      <w:r>
+        <w:t>Vägledningar och kunskapsstöd artskydd – Skogsstyrelsen.</w:t>
+      </w:r>
+    </w:p>
+    <w:p>
+      <w:r>
+        <w:t xml:space="preserve">SLU Artdatabanken, 2026. </w:t>
       </w:r>
       <w:r>
         <w:rPr>
@@ -1019,7 +1345,7 @@
     <w:r>
       <w:tab/>
       <w:tab/>
-      <w:t>2026-10-29</w:t>
+      <w:t>2026-10-31</w:t>
       <w:br/>
       <w:br/>
     </w:r>
